--- a/Kubernetes/services.docx
+++ b/Kubernetes/services.docx
@@ -1,6 +1,6 @@
 
 <file path=word/document.xml><?xml version="1.0" encoding="utf-8"?>
-<w:document xmlns:wpc="http://schemas.microsoft.com/office/word/2010/wordprocessingCanvas" xmlns:mc="http://schemas.openxmlformats.org/markup-compatibility/2006" xmlns:o="urn:schemas-microsoft-com:office:office" xmlns:r="http://schemas.openxmlformats.org/officeDocument/2006/relationships" xmlns:m="http://schemas.openxmlformats.org/officeDocument/2006/math" xmlns:v="urn:schemas-microsoft-com:vml" xmlns:wp14="http://schemas.microsoft.com/office/word/2010/wordprocessingDrawing" xmlns:wp="http://schemas.openxmlformats.org/drawingml/2006/wordprocessingDrawing" xmlns:w10="urn:schemas-microsoft-com:office:word" xmlns:w="http://schemas.openxmlformats.org/wordprocessingml/2006/main" xmlns:w14="http://schemas.microsoft.com/office/word/2010/wordml" xmlns:w15="http://schemas.microsoft.com/office/word/2012/wordml" xmlns:wpg="http://schemas.microsoft.com/office/word/2010/wordprocessingGroup" xmlns:wpi="http://schemas.microsoft.com/office/word/2010/wordprocessingInk" xmlns:wne="http://schemas.microsoft.com/office/word/2006/wordml" xmlns:wps="http://schemas.microsoft.com/office/word/2010/wordprocessingShape" mc:Ignorable="w14 w15 wp14">
+<w:document xmlns:wpc="http://schemas.microsoft.com/office/word/2010/wordprocessingCanvas" xmlns:cx="http://schemas.microsoft.com/office/drawing/2014/chartex" xmlns:mc="http://schemas.openxmlformats.org/markup-compatibility/2006" xmlns:o="urn:schemas-microsoft-com:office:office" xmlns:r="http://schemas.openxmlformats.org/officeDocument/2006/relationships" xmlns:m="http://schemas.openxmlformats.org/officeDocument/2006/math" xmlns:v="urn:schemas-microsoft-com:vml" xmlns:wp14="http://schemas.microsoft.com/office/word/2010/wordprocessingDrawing" xmlns:wp="http://schemas.openxmlformats.org/drawingml/2006/wordprocessingDrawing" xmlns:w10="urn:schemas-microsoft-com:office:word" xmlns:w="http://schemas.openxmlformats.org/wordprocessingml/2006/main" xmlns:w14="http://schemas.microsoft.com/office/word/2010/wordml" xmlns:w15="http://schemas.microsoft.com/office/word/2012/wordml" xmlns:w16se="http://schemas.microsoft.com/office/word/2015/wordml/symex" xmlns:wpg="http://schemas.microsoft.com/office/word/2010/wordprocessingGroup" xmlns:wpi="http://schemas.microsoft.com/office/word/2010/wordprocessingInk" xmlns:wne="http://schemas.microsoft.com/office/word/2006/wordml" xmlns:wps="http://schemas.microsoft.com/office/word/2010/wordprocessingShape" mc:Ignorable="w14 w15 w16se wp14">
   <w:body>
     <w:p>
       <w:pPr>
@@ -86,6 +86,7 @@
         </w:rPr>
         <w:t xml:space="preserve">Служба имеет не меняющиеся </w:t>
       </w:r>
+      <w:proofErr w:type="spellStart"/>
       <w:r>
         <w:rPr>
           <w:b/>
@@ -93,6 +94,7 @@
         </w:rPr>
         <w:t>ip</w:t>
       </w:r>
+      <w:proofErr w:type="spellEnd"/>
       <w:r>
         <w:rPr>
           <w:b/>
@@ -163,6 +165,7 @@
         </w:rPr>
         <w:t xml:space="preserve">имя в </w:t>
       </w:r>
+      <w:proofErr w:type="spellStart"/>
       <w:r>
         <w:rPr>
           <w:b/>
@@ -170,12 +173,14 @@
         </w:rPr>
         <w:t>kube</w:t>
       </w:r>
+      <w:proofErr w:type="spellEnd"/>
       <w:r>
         <w:rPr>
           <w:b/>
         </w:rPr>
         <w:t>-</w:t>
       </w:r>
+      <w:proofErr w:type="spellStart"/>
       <w:r>
         <w:rPr>
           <w:b/>
@@ -183,6 +188,7 @@
         </w:rPr>
         <w:t>dns</w:t>
       </w:r>
+      <w:proofErr w:type="spellEnd"/>
       <w:r>
         <w:rPr>
           <w:b/>
@@ -218,7 +224,6 @@
       <w:r>
         <w:rPr>
           <w:b/>
-          <w:lang w:val="en-US"/>
         </w:rPr>
         <w:t>-</w:t>
       </w:r>
@@ -228,19 +233,35 @@
         </w:rPr>
         <w:t xml:space="preserve">правила в </w:t>
       </w:r>
-      <w:r>
-        <w:rPr>
-          <w:b/>
-          <w:lang w:val="en-US"/>
-        </w:rPr>
-        <w:t xml:space="preserve">iptables </w:t>
-      </w:r>
-      <w:r>
-        <w:rPr>
-          <w:b/>
-        </w:rPr>
-        <w:t>для роутинга</w:t>
-      </w:r>
+      <w:proofErr w:type="spellStart"/>
+      <w:r>
+        <w:rPr>
+          <w:b/>
+          <w:lang w:val="en-US"/>
+        </w:rPr>
+        <w:t>iptables</w:t>
+      </w:r>
+      <w:proofErr w:type="spellEnd"/>
+      <w:r>
+        <w:rPr>
+          <w:b/>
+        </w:rPr>
+        <w:t xml:space="preserve"> </w:t>
+      </w:r>
+      <w:r>
+        <w:rPr>
+          <w:b/>
+        </w:rPr>
+        <w:t xml:space="preserve">для </w:t>
+      </w:r>
+      <w:proofErr w:type="spellStart"/>
+      <w:r>
+        <w:rPr>
+          <w:b/>
+        </w:rPr>
+        <w:t>роутинга</w:t>
+      </w:r>
+      <w:proofErr w:type="spellEnd"/>
     </w:p>
     <w:p>
       <w:pPr>
@@ -254,6 +275,7 @@
         </w:rPr>
         <w:t xml:space="preserve">С сервисами создаются </w:t>
       </w:r>
+      <w:proofErr w:type="spellStart"/>
       <w:r>
         <w:rPr>
           <w:b/>
@@ -261,12 +283,14 @@
         </w:rPr>
         <w:t>EndPoints</w:t>
       </w:r>
+      <w:proofErr w:type="spellEnd"/>
       <w:r>
         <w:rPr>
           <w:b/>
         </w:rPr>
         <w:t xml:space="preserve"> (</w:t>
       </w:r>
+      <w:proofErr w:type="spellStart"/>
       <w:r>
         <w:rPr>
           <w:b/>
@@ -274,6 +298,7 @@
         </w:rPr>
         <w:t>ip</w:t>
       </w:r>
+      <w:proofErr w:type="spellEnd"/>
       <w:r>
         <w:rPr>
           <w:b/>
@@ -335,7 +360,21 @@
         <w:rPr>
           <w:b/>
         </w:rPr>
-        <w:t xml:space="preserve"> и не менятеся адрес сервиса</w:t>
+        <w:t xml:space="preserve"> и не </w:t>
+      </w:r>
+      <w:proofErr w:type="spellStart"/>
+      <w:r>
+        <w:rPr>
+          <w:b/>
+        </w:rPr>
+        <w:t>менятеся</w:t>
+      </w:r>
+      <w:proofErr w:type="spellEnd"/>
+      <w:r>
+        <w:rPr>
+          <w:b/>
+        </w:rPr>
+        <w:t xml:space="preserve"> адрес сервиса</w:t>
       </w:r>
     </w:p>
     <w:p>
@@ -394,6 +433,7 @@
         </w:rPr>
         <w:t xml:space="preserve">как в </w:t>
       </w:r>
+      <w:proofErr w:type="spellStart"/>
       <w:r>
         <w:rPr>
           <w:b/>
@@ -401,11 +441,20 @@
         </w:rPr>
         <w:t>iptables</w:t>
       </w:r>
-      <w:r>
-        <w:rPr>
-          <w:b/>
-        </w:rPr>
-        <w:t xml:space="preserve"> (если приходит запрос на адрес сервиса</w:t>
+      <w:proofErr w:type="spellEnd"/>
+      <w:r>
+        <w:rPr>
+          <w:b/>
+        </w:rPr>
+        <w:t xml:space="preserve"> (если приходит запрос на адрес </w:t>
+      </w:r>
+      <w:proofErr w:type="spellStart"/>
+      <w:proofErr w:type="gramStart"/>
+      <w:r>
+        <w:rPr>
+          <w:b/>
+        </w:rPr>
+        <w:t>сервиса</w:t>
       </w:r>
       <w:r>
         <w:rPr>
@@ -417,7 +466,22 @@
         <w:rPr>
           <w:b/>
         </w:rPr>
-        <w:t>порт то надо переправить на адрес пода</w:t>
+        <w:t>порт</w:t>
+      </w:r>
+      <w:proofErr w:type="spellEnd"/>
+      <w:proofErr w:type="gramEnd"/>
+      <w:r>
+        <w:rPr>
+          <w:b/>
+        </w:rPr>
+        <w:t xml:space="preserve"> то надо переправить на адрес </w:t>
+      </w:r>
+      <w:proofErr w:type="spellStart"/>
+      <w:r>
+        <w:rPr>
+          <w:b/>
+        </w:rPr>
+        <w:t>пода</w:t>
       </w:r>
       <w:r>
         <w:rPr>
@@ -429,7 +493,14 @@
         <w:rPr>
           <w:b/>
         </w:rPr>
-        <w:t>порт)</w:t>
+        <w:t>порт</w:t>
+      </w:r>
+      <w:proofErr w:type="spellEnd"/>
+      <w:r>
+        <w:rPr>
+          <w:b/>
+        </w:rPr>
+        <w:t>)</w:t>
       </w:r>
     </w:p>
     <w:p>
@@ -481,6 +552,7 @@
           <w:lang w:val="en-US"/>
         </w:rPr>
       </w:pPr>
+      <w:proofErr w:type="spellStart"/>
       <w:r>
         <w:rPr>
           <w:b/>
@@ -489,6 +561,7 @@
         </w:rPr>
         <w:t>ClusterIP</w:t>
       </w:r>
+      <w:proofErr w:type="spellEnd"/>
       <w:r>
         <w:rPr>
           <w:lang w:val="en-US"/>
@@ -537,6 +610,7 @@
       <w:pPr>
         <w:jc w:val="both"/>
       </w:pPr>
+      <w:proofErr w:type="spellStart"/>
       <w:r>
         <w:rPr>
           <w:b/>
@@ -545,6 +619,7 @@
         </w:rPr>
         <w:t>NodePort</w:t>
       </w:r>
+      <w:proofErr w:type="spellEnd"/>
       <w:r>
         <w:tab/>
       </w:r>
@@ -552,7 +627,15 @@
         <w:tab/>
       </w:r>
       <w:r>
-        <w:t>для службы NodePort каждый узел кластера открывает порт на самом узле (отсюда и название) и перенаправляет трафик, получаемый на этом порту, в базовую службу.</w:t>
+        <w:t xml:space="preserve">для службы </w:t>
+      </w:r>
+      <w:proofErr w:type="spellStart"/>
+      <w:r>
+        <w:t>NodePort</w:t>
+      </w:r>
+      <w:proofErr w:type="spellEnd"/>
+      <w:r>
+        <w:t xml:space="preserve"> каждый узел кластера открывает порт на самом узле (отсюда и название) и перенаправляет трафик, получаемый на этом порту, в базовую службу.</w:t>
       </w:r>
       <w:r>
         <w:t xml:space="preserve"> </w:t>
@@ -575,11 +658,19 @@
           <w:lang w:val="en-US"/>
         </w:rPr>
       </w:pPr>
-      <w:r>
-        <w:rPr>
-          <w:lang w:val="en-US"/>
-        </w:rPr>
-        <w:t>apiVersion: v1</w:t>
+      <w:proofErr w:type="spellStart"/>
+      <w:r>
+        <w:rPr>
+          <w:lang w:val="en-US"/>
+        </w:rPr>
+        <w:t>apiVersion</w:t>
+      </w:r>
+      <w:proofErr w:type="spellEnd"/>
+      <w:r>
+        <w:rPr>
+          <w:lang w:val="en-US"/>
+        </w:rPr>
+        <w:t>: v1</w:t>
       </w:r>
     </w:p>
     <w:p>
@@ -654,8 +745,16 @@
         <w:rPr>
           <w:lang w:val="en-US"/>
         </w:rPr>
-        <w:t xml:space="preserve">  type: NodePort</w:t>
-      </w:r>
+        <w:t xml:space="preserve">  type: </w:t>
+      </w:r>
+      <w:proofErr w:type="spellStart"/>
+      <w:r>
+        <w:rPr>
+          <w:lang w:val="en-US"/>
+        </w:rPr>
+        <w:t>NodePort</w:t>
+      </w:r>
+      <w:proofErr w:type="spellEnd"/>
       <w:r>
         <w:rPr>
           <w:lang w:val="en-US"/>
@@ -750,12 +849,14 @@
       <w:r>
         <w:t xml:space="preserve">    </w:t>
       </w:r>
+      <w:proofErr w:type="spellStart"/>
       <w:r>
         <w:rPr>
           <w:lang w:val="en-US"/>
         </w:rPr>
         <w:t>targetPort</w:t>
       </w:r>
+      <w:proofErr w:type="spellEnd"/>
       <w:r>
         <w:t>: 8080</w:t>
       </w:r>
@@ -781,12 +882,14 @@
       <w:r>
         <w:t xml:space="preserve">    </w:t>
       </w:r>
+      <w:proofErr w:type="spellStart"/>
       <w:r>
         <w:rPr>
           <w:lang w:val="en-US"/>
         </w:rPr>
         <w:t>nodePort</w:t>
       </w:r>
+      <w:proofErr w:type="spellEnd"/>
       <w:r>
         <w:t>: 30123</w:t>
       </w:r>
@@ -803,15 +906,22 @@
       <w:r>
         <w:t xml:space="preserve">, можно зайти снаружи на </w:t>
       </w:r>
+      <w:proofErr w:type="spellStart"/>
       <w:r>
         <w:rPr>
           <w:lang w:val="en-US"/>
         </w:rPr>
         <w:t>ip</w:t>
       </w:r>
-      <w:r>
-        <w:t xml:space="preserve"> нода</w:t>
-      </w:r>
+      <w:proofErr w:type="spellEnd"/>
+      <w:r>
+        <w:t xml:space="preserve"> </w:t>
+      </w:r>
+      <w:proofErr w:type="spellStart"/>
+      <w:r>
+        <w:t>нода</w:t>
+      </w:r>
+      <w:proofErr w:type="spellEnd"/>
       <w:r>
         <w:t xml:space="preserve"> </w:t>
       </w:r>
@@ -869,9 +979,19 @@
       <w:r>
         <w:t xml:space="preserve">    </w:t>
       </w:r>
-      <w:r>
-        <w:t>app: prod</w:t>
-      </w:r>
+      <w:proofErr w:type="spellStart"/>
+      <w:r>
+        <w:t>app</w:t>
+      </w:r>
+      <w:proofErr w:type="spellEnd"/>
+      <w:r>
+        <w:t xml:space="preserve">: </w:t>
+      </w:r>
+      <w:proofErr w:type="spellStart"/>
+      <w:r>
+        <w:t>prod</w:t>
+      </w:r>
+      <w:proofErr w:type="spellEnd"/>
     </w:p>
     <w:p>
       <w:pPr>
@@ -951,6 +1071,7 @@
       <w:pPr>
         <w:jc w:val="both"/>
       </w:pPr>
+      <w:proofErr w:type="spellStart"/>
       <w:r>
         <w:rPr>
           <w:b/>
@@ -959,6 +1080,7 @@
         </w:rPr>
         <w:t>LoadBalancer</w:t>
       </w:r>
+      <w:proofErr w:type="spellEnd"/>
       <w:r>
         <w:t xml:space="preserve"> </w:t>
       </w:r>
@@ -969,7 +1091,15 @@
         <w:tab/>
       </w:r>
       <w:r>
-        <w:t>Доступ извне в балансировщик - только</w:t>
+        <w:t xml:space="preserve">Доступ извне в </w:t>
+      </w:r>
+      <w:proofErr w:type="spellStart"/>
+      <w:r>
+        <w:t>балансировщик</w:t>
+      </w:r>
+      <w:proofErr w:type="spellEnd"/>
+      <w:r>
+        <w:t xml:space="preserve"> - только</w:t>
       </w:r>
       <w:r>
         <w:t xml:space="preserve"> </w:t>
@@ -1017,7 +1147,15 @@
         <w:t>Azure</w:t>
       </w:r>
       <w:r>
-        <w:t xml:space="preserve">. Балансировщик нагрузки перенаправляет трафик на порт узла во всех узлах. Клиенты подключаются к службе через </w:t>
+        <w:t xml:space="preserve">. </w:t>
+      </w:r>
+      <w:proofErr w:type="spellStart"/>
+      <w:r>
+        <w:t>Балансировщик</w:t>
+      </w:r>
+      <w:proofErr w:type="spellEnd"/>
+      <w:r>
+        <w:t xml:space="preserve"> нагрузки перенаправляет трафик на порт узла во всех узлах. Клиенты подключаются к службе через </w:t>
       </w:r>
       <w:r>
         <w:rPr>
@@ -1026,7 +1164,15 @@
         <w:t>IP</w:t>
       </w:r>
       <w:r>
-        <w:t>-адрес балансировщика нагрузки</w:t>
+        <w:t xml:space="preserve">-адрес </w:t>
+      </w:r>
+      <w:proofErr w:type="spellStart"/>
+      <w:r>
+        <w:t>балансировщика</w:t>
+      </w:r>
+      <w:proofErr w:type="spellEnd"/>
+      <w:r>
+        <w:t xml:space="preserve"> нагрузки</w:t>
       </w:r>
     </w:p>
     <w:p>
@@ -1037,7 +1183,23 @@
         <w:t>С</w:t>
       </w:r>
       <w:r>
-        <w:t>лужба с типом LoadBalancer – это служба NodePort с дополнительной подсистемой балансировки нагрузки</w:t>
+        <w:t xml:space="preserve">лужба с типом </w:t>
+      </w:r>
+      <w:proofErr w:type="spellStart"/>
+      <w:r>
+        <w:t>LoadBalancer</w:t>
+      </w:r>
+      <w:proofErr w:type="spellEnd"/>
+      <w:r>
+        <w:t xml:space="preserve"> – это служба </w:t>
+      </w:r>
+      <w:proofErr w:type="spellStart"/>
+      <w:r>
+        <w:t>NodePort</w:t>
+      </w:r>
+      <w:proofErr w:type="spellEnd"/>
+      <w:r>
+        <w:t xml:space="preserve"> с дополнительной подсистемой балансировки нагрузки</w:t>
       </w:r>
     </w:p>
     <w:p>
@@ -1104,8 +1266,21 @@
         <w:lastRenderedPageBreak/>
         <w:t>C</w:t>
       </w:r>
-      <w:r>
-        <w:t>лучайно выбранный модуль может не работать на том же узле, который получил подключение. Для достижения модуля потребуется дополнительный сетевой переход (hop), но это не всегда желательно.</w:t>
+      <w:proofErr w:type="spellStart"/>
+      <w:r>
+        <w:t>лучайно</w:t>
+      </w:r>
+      <w:proofErr w:type="spellEnd"/>
+      <w:r>
+        <w:t xml:space="preserve"> выбранный модуль может не работать на том же узле, который получил подключение. Для достижения модуля потребуется дополнительный сетевой переход (</w:t>
+      </w:r>
+      <w:proofErr w:type="spellStart"/>
+      <w:r>
+        <w:t>hop</w:t>
+      </w:r>
+      <w:proofErr w:type="spellEnd"/>
+      <w:r>
+        <w:t>), но это не всегда желательно.</w:t>
       </w:r>
     </w:p>
     <w:p>
@@ -1114,7 +1289,11 @@
         <w:jc w:val="both"/>
       </w:pPr>
       <w:r>
-        <w:t>Этот дополнительный переход можно предотвратить, настроив службу для перенаправления внешнего трафика только на те модули, которые работают на узле, получившем подключение</w:t>
+        <w:t xml:space="preserve">Этот дополнительный переход можно предотвратить, настроив службу для перенаправления внешнего трафика только на те модули, которые работают на узле, получившем </w:t>
+      </w:r>
+      <w:proofErr w:type="gramStart"/>
+      <w:r>
+        <w:t>подключение</w:t>
       </w:r>
       <w:r>
         <w:t xml:space="preserve"> </w:t>
@@ -1122,14 +1301,20 @@
       <w:r>
         <w:t>:</w:t>
       </w:r>
+      <w:proofErr w:type="gramEnd"/>
     </w:p>
     <w:p>
       <w:pPr>
         <w:spacing w:after="0"/>
         <w:jc w:val="both"/>
       </w:pPr>
-      <w:r>
-        <w:t>spec:</w:t>
+      <w:proofErr w:type="spellStart"/>
+      <w:r>
+        <w:t>spec</w:t>
+      </w:r>
+      <w:proofErr w:type="spellEnd"/>
+      <w:r>
+        <w:t>:</w:t>
       </w:r>
     </w:p>
     <w:p>
@@ -1140,9 +1325,19 @@
       <w:r>
         <w:t xml:space="preserve"> </w:t>
       </w:r>
-      <w:r>
-        <w:t>externalTrafficPolicy: Local</w:t>
-      </w:r>
+      <w:proofErr w:type="spellStart"/>
+      <w:r>
+        <w:t>externalTrafficPolicy</w:t>
+      </w:r>
+      <w:proofErr w:type="spellEnd"/>
+      <w:r>
+        <w:t xml:space="preserve">: </w:t>
+      </w:r>
+      <w:proofErr w:type="spellStart"/>
+      <w:r>
+        <w:t>Local</w:t>
+      </w:r>
+      <w:proofErr w:type="spellEnd"/>
       <w:r>
         <w:t xml:space="preserve"> </w:t>
       </w:r>
@@ -1158,32 +1353,41 @@
         <w:jc w:val="both"/>
       </w:pPr>
       <w:r>
-        <w:t>Политика внешнего трафика Local, влияет на сохранение исходного IP-адреса, так как между узлом, принимающим подключение, и узлом, на котором размещен целевой модуль, нет дополнительного перехода (SNAT не выполняется)</w:t>
-      </w:r>
-    </w:p>
-    <w:p>
-      <w:pPr>
-        <w:jc w:val="both"/>
-      </w:pPr>
-    </w:p>
-    <w:p>
-      <w:pPr>
-        <w:jc w:val="both"/>
-      </w:pPr>
-    </w:p>
-    <w:p>
-      <w:pPr>
-        <w:jc w:val="both"/>
-        <w:rPr>
-          <w:b/>
-          <w:i/>
-        </w:rPr>
-      </w:pPr>
-    </w:p>
-    <w:p>
-      <w:pPr>
-        <w:jc w:val="both"/>
-      </w:pPr>
+        <w:t xml:space="preserve">Политика внешнего трафика </w:t>
+      </w:r>
+      <w:proofErr w:type="spellStart"/>
+      <w:r>
+        <w:t>Local</w:t>
+      </w:r>
+      <w:proofErr w:type="spellEnd"/>
+      <w:r>
+        <w:t>, влияет на сохранение исходного IP-адреса, так как между узлом, принимающим подключение, и узлом, на котором размещен целевой модуль, нет дополнительного перехода (SNAT не выполняется)</w:t>
+      </w:r>
+    </w:p>
+    <w:p>
+      <w:pPr>
+        <w:jc w:val="both"/>
+      </w:pPr>
+    </w:p>
+    <w:p>
+      <w:pPr>
+        <w:jc w:val="both"/>
+      </w:pPr>
+    </w:p>
+    <w:p>
+      <w:pPr>
+        <w:jc w:val="both"/>
+        <w:rPr>
+          <w:b/>
+          <w:i/>
+        </w:rPr>
+      </w:pPr>
+    </w:p>
+    <w:p>
+      <w:pPr>
+        <w:jc w:val="both"/>
+      </w:pPr>
+      <w:proofErr w:type="spellStart"/>
       <w:r>
         <w:rPr>
           <w:b/>
@@ -1192,6 +1396,7 @@
         </w:rPr>
         <w:t>ExternalName</w:t>
       </w:r>
+      <w:proofErr w:type="spellEnd"/>
       <w:r>
         <w:tab/>
       </w:r>
@@ -1228,21 +1433,25 @@
       <w:r>
         <w:t>запись (</w:t>
       </w:r>
+      <w:proofErr w:type="spellStart"/>
       <w:r>
         <w:rPr>
           <w:lang w:val="en-US"/>
         </w:rPr>
         <w:t>api</w:t>
       </w:r>
+      <w:proofErr w:type="spellEnd"/>
       <w:r>
         <w:t>.</w:t>
       </w:r>
+      <w:proofErr w:type="spellStart"/>
       <w:r>
         <w:rPr>
           <w:lang w:val="en-US"/>
         </w:rPr>
         <w:t>somecompany</w:t>
       </w:r>
+      <w:proofErr w:type="spellEnd"/>
       <w:r>
         <w:t>.</w:t>
       </w:r>
@@ -1288,12 +1497,14 @@
       <w:r>
         <w:t xml:space="preserve">: </w:t>
       </w:r>
+      <w:proofErr w:type="spellStart"/>
       <w:r>
         <w:rPr>
           <w:lang w:val="en-US"/>
         </w:rPr>
         <w:t>ExternalName</w:t>
       </w:r>
+      <w:proofErr w:type="spellEnd"/>
       <w:r>
         <w:tab/>
       </w:r>
@@ -1328,30 +1539,36 @@
       <w:r>
         <w:t xml:space="preserve">  </w:t>
       </w:r>
+      <w:proofErr w:type="spellStart"/>
       <w:r>
         <w:rPr>
           <w:lang w:val="en-US"/>
         </w:rPr>
         <w:t>externalName</w:t>
       </w:r>
+      <w:proofErr w:type="spellEnd"/>
       <w:r>
         <w:t xml:space="preserve">: </w:t>
       </w:r>
+      <w:proofErr w:type="spellStart"/>
       <w:r>
         <w:rPr>
           <w:lang w:val="en-US"/>
         </w:rPr>
         <w:t>someapi</w:t>
       </w:r>
+      <w:proofErr w:type="spellEnd"/>
       <w:r>
         <w:t>.</w:t>
       </w:r>
+      <w:proofErr w:type="spellStart"/>
       <w:r>
         <w:rPr>
           <w:lang w:val="en-US"/>
         </w:rPr>
         <w:t>somecompany</w:t>
       </w:r>
+      <w:proofErr w:type="spellEnd"/>
       <w:r>
         <w:t>.</w:t>
       </w:r>
@@ -1571,6 +1788,7 @@
         </w:rPr>
         <w:t>I</w:t>
       </w:r>
+      <w:proofErr w:type="spellStart"/>
       <w:r>
         <w:rPr>
           <w:b/>
@@ -1579,6 +1797,7 @@
         </w:rPr>
         <w:t>ngress</w:t>
       </w:r>
+      <w:proofErr w:type="spellEnd"/>
     </w:p>
     <w:p>
       <w:pPr>
@@ -1590,8 +1809,6 @@
           <w:szCs w:val="32"/>
         </w:rPr>
       </w:pPr>
-      <w:bookmarkStart w:id="0" w:name="_GoBack"/>
-      <w:bookmarkEnd w:id="0"/>
     </w:p>
     <w:p>
       <w:pPr>
@@ -1611,6 +1828,7 @@
         </w:rPr>
         <w:t>I</w:t>
       </w:r>
+      <w:proofErr w:type="spellStart"/>
       <w:r>
         <w:rPr>
           <w:b/>
@@ -1618,6 +1836,7 @@
         </w:rPr>
         <w:t>ngress</w:t>
       </w:r>
+      <w:proofErr w:type="spellEnd"/>
       <w:r>
         <w:tab/>
       </w:r>
@@ -1734,10 +1953,18 @@
         <w:t xml:space="preserve"> на имя</w:t>
       </w:r>
       <w:r>
-        <w:t xml:space="preserve"> и порт</w:t>
-      </w:r>
-      <w:r>
-        <w:t xml:space="preserve"> сервиса который обработает запрос</w:t>
+        <w:t xml:space="preserve"> и </w:t>
+      </w:r>
+      <w:proofErr w:type="gramStart"/>
+      <w:r>
+        <w:t>порт</w:t>
+      </w:r>
+      <w:r>
+        <w:t xml:space="preserve"> сервиса</w:t>
+      </w:r>
+      <w:proofErr w:type="gramEnd"/>
+      <w:r>
+        <w:t xml:space="preserve"> который обработает запрос</w:t>
       </w:r>
       <w:r>
         <w:t>, в манифесте сервиса селектор подов на которые придет запрос</w:t>
@@ -1769,7 +1996,15 @@
         <w:t xml:space="preserve"> </w:t>
       </w:r>
       <w:r>
-        <w:t xml:space="preserve">адрес ингресс контроллера, затем отправляет </w:t>
+        <w:t xml:space="preserve">адрес </w:t>
+      </w:r>
+      <w:proofErr w:type="spellStart"/>
+      <w:r>
+        <w:t>ингресс</w:t>
+      </w:r>
+      <w:proofErr w:type="spellEnd"/>
+      <w:r>
+        <w:t xml:space="preserve"> контроллера, затем отправляет </w:t>
       </w:r>
       <w:r>
         <w:rPr>
@@ -1787,7 +2022,23 @@
         <w:t>с заголовком имени сайта</w:t>
       </w:r>
       <w:r>
-        <w:t xml:space="preserve">, из этого заголовка инг. контроллер определяет  к какой службе обращается клиент, находит </w:t>
+        <w:t xml:space="preserve">, из этого заголовка </w:t>
+      </w:r>
+      <w:proofErr w:type="spellStart"/>
+      <w:r>
+        <w:t>инг</w:t>
+      </w:r>
+      <w:proofErr w:type="spellEnd"/>
+      <w:r>
+        <w:t xml:space="preserve">. контроллер </w:t>
+      </w:r>
+      <w:proofErr w:type="gramStart"/>
+      <w:r>
+        <w:t>определяет  к</w:t>
+      </w:r>
+      <w:proofErr w:type="gramEnd"/>
+      <w:r>
+        <w:t xml:space="preserve"> какой службе обращается клиент, находит </w:t>
       </w:r>
       <w:r>
         <w:rPr>
@@ -1877,7 +2128,12 @@
           <w:lang w:eastAsia="ru-RU"/>
         </w:rPr>
       </w:pPr>
-      <w:r>
+    </w:p>
+    <w:p>
+      <w:pPr>
+        <w:shd w:val="clear" w:color="auto" w:fill="FFFFFF"/>
+        <w:spacing w:after="100" w:afterAutospacing="1" w:line="240" w:lineRule="auto"/>
+        <w:outlineLvl w:val="0"/>
         <w:rPr>
           <w:rFonts w:eastAsia="Times New Roman" w:cstheme="minorHAnsi"/>
           <w:b/>
@@ -1886,8 +2142,75 @@
           <w:kern w:val="36"/>
           <w:lang w:eastAsia="ru-RU"/>
         </w:rPr>
-        <w:t>Liveness, Readines</w:t>
-      </w:r>
+      </w:pPr>
+    </w:p>
+    <w:p>
+      <w:pPr>
+        <w:shd w:val="clear" w:color="auto" w:fill="FFFFFF"/>
+        <w:spacing w:after="100" w:afterAutospacing="1" w:line="240" w:lineRule="auto"/>
+        <w:outlineLvl w:val="0"/>
+        <w:rPr>
+          <w:rFonts w:eastAsia="Times New Roman" w:cstheme="minorHAnsi"/>
+          <w:b/>
+          <w:bCs/>
+          <w:color w:val="222222"/>
+          <w:kern w:val="36"/>
+          <w:lang w:eastAsia="ru-RU"/>
+        </w:rPr>
+      </w:pPr>
+    </w:p>
+    <w:p>
+      <w:pPr>
+        <w:shd w:val="clear" w:color="auto" w:fill="FFFFFF"/>
+        <w:spacing w:after="100" w:afterAutospacing="1" w:line="240" w:lineRule="auto"/>
+        <w:outlineLvl w:val="0"/>
+        <w:rPr>
+          <w:rFonts w:eastAsia="Times New Roman" w:cstheme="minorHAnsi"/>
+          <w:b/>
+          <w:bCs/>
+          <w:color w:val="222222"/>
+          <w:kern w:val="36"/>
+          <w:lang w:eastAsia="ru-RU"/>
+        </w:rPr>
+      </w:pPr>
+      <w:proofErr w:type="spellStart"/>
+      <w:r>
+        <w:rPr>
+          <w:rFonts w:eastAsia="Times New Roman" w:cstheme="minorHAnsi"/>
+          <w:b/>
+          <w:bCs/>
+          <w:color w:val="222222"/>
+          <w:kern w:val="36"/>
+          <w:lang w:eastAsia="ru-RU"/>
+        </w:rPr>
+        <w:lastRenderedPageBreak/>
+        <w:t>Liveness</w:t>
+      </w:r>
+      <w:proofErr w:type="spellEnd"/>
+      <w:r>
+        <w:rPr>
+          <w:rFonts w:eastAsia="Times New Roman" w:cstheme="minorHAnsi"/>
+          <w:b/>
+          <w:bCs/>
+          <w:color w:val="222222"/>
+          <w:kern w:val="36"/>
+          <w:lang w:eastAsia="ru-RU"/>
+        </w:rPr>
+        <w:t xml:space="preserve">, </w:t>
+      </w:r>
+      <w:proofErr w:type="spellStart"/>
+      <w:r>
+        <w:rPr>
+          <w:rFonts w:eastAsia="Times New Roman" w:cstheme="minorHAnsi"/>
+          <w:b/>
+          <w:bCs/>
+          <w:color w:val="222222"/>
+          <w:kern w:val="36"/>
+          <w:lang w:eastAsia="ru-RU"/>
+        </w:rPr>
+        <w:t>Readines</w:t>
+      </w:r>
+      <w:proofErr w:type="spellEnd"/>
       <w:r>
         <w:rPr>
           <w:rFonts w:eastAsia="Times New Roman" w:cstheme="minorHAnsi"/>
@@ -2073,8 +2396,21 @@
           <w:kern w:val="36"/>
           <w:lang w:eastAsia="ru-RU"/>
         </w:rPr>
-        <w:t xml:space="preserve"> Readines</w:t>
-      </w:r>
+        <w:t xml:space="preserve"> </w:t>
+      </w:r>
+      <w:proofErr w:type="spellStart"/>
+      <w:r>
+        <w:rPr>
+          <w:rFonts w:eastAsia="Times New Roman" w:cstheme="minorHAnsi"/>
+          <w:b/>
+          <w:bCs/>
+          <w:color w:val="222222"/>
+          <w:kern w:val="36"/>
+          <w:lang w:eastAsia="ru-RU"/>
+        </w:rPr>
+        <w:t>Readines</w:t>
+      </w:r>
+      <w:proofErr w:type="spellEnd"/>
       <w:r>
         <w:rPr>
           <w:rFonts w:eastAsia="Times New Roman" w:cstheme="minorHAnsi"/>
@@ -2083,7 +2419,29 @@
           <w:kern w:val="36"/>
           <w:lang w:eastAsia="ru-RU"/>
         </w:rPr>
-        <w:t xml:space="preserve">: при непрохождении исключается из </w:t>
+        <w:t xml:space="preserve">: при </w:t>
+      </w:r>
+      <w:proofErr w:type="spellStart"/>
+      <w:r>
+        <w:rPr>
+          <w:rFonts w:eastAsia="Times New Roman" w:cstheme="minorHAnsi"/>
+          <w:bCs/>
+          <w:color w:val="222222"/>
+          <w:kern w:val="36"/>
+          <w:lang w:eastAsia="ru-RU"/>
+        </w:rPr>
+        <w:t>непрохождении</w:t>
+      </w:r>
+      <w:proofErr w:type="spellEnd"/>
+      <w:r>
+        <w:rPr>
+          <w:rFonts w:eastAsia="Times New Roman" w:cstheme="minorHAnsi"/>
+          <w:bCs/>
+          <w:color w:val="222222"/>
+          <w:kern w:val="36"/>
+          <w:lang w:eastAsia="ru-RU"/>
+        </w:rPr>
+        <w:t xml:space="preserve"> исключается из </w:t>
       </w:r>
       <w:r>
         <w:rPr>
@@ -2168,9 +2526,9 @@
         </w:rPr>
       </w:pPr>
       <w:r>
-        <w:lastRenderedPageBreak/>
         <w:t xml:space="preserve">Проверка живучести </w:t>
       </w:r>
+      <w:proofErr w:type="spellStart"/>
       <w:r>
         <w:rPr>
           <w:rFonts w:eastAsia="Times New Roman" w:cstheme="minorHAnsi"/>
@@ -2182,6 +2540,7 @@
         </w:rPr>
         <w:t>Liveness</w:t>
       </w:r>
+      <w:proofErr w:type="spellEnd"/>
       <w:r>
         <w:rPr>
           <w:rFonts w:eastAsia="Times New Roman" w:cstheme="minorHAnsi"/>
@@ -2222,8 +2581,9 @@
           <w:kern w:val="36"/>
           <w:lang w:eastAsia="ru-RU"/>
         </w:rPr>
-        <w:t>при непрохождении перезапускается под</w:t>
-      </w:r>
+        <w:t xml:space="preserve">при </w:t>
+      </w:r>
+      <w:proofErr w:type="spellStart"/>
       <w:r>
         <w:rPr>
           <w:rFonts w:eastAsia="Times New Roman" w:cstheme="minorHAnsi"/>
@@ -2232,12 +2592,10 @@
           <w:kern w:val="36"/>
           <w:lang w:eastAsia="ru-RU"/>
         </w:rPr>
-        <w:t>, выполняется постоянно</w:t>
-      </w:r>
-    </w:p>
-    <w:p>
-      <w:pPr>
-        <w:jc w:val="both"/>
+        <w:t>непрохождении</w:t>
+      </w:r>
+      <w:proofErr w:type="spellEnd"/>
+      <w:r>
         <w:rPr>
           <w:rFonts w:eastAsia="Times New Roman" w:cstheme="minorHAnsi"/>
           <w:bCs/>
@@ -2245,11 +2603,9 @@
           <w:kern w:val="36"/>
           <w:lang w:eastAsia="ru-RU"/>
         </w:rPr>
-      </w:pPr>
-    </w:p>
-    <w:p>
-      <w:pPr>
-        <w:jc w:val="both"/>
+        <w:t xml:space="preserve"> перезапускается под</w:t>
+      </w:r>
+      <w:r>
         <w:rPr>
           <w:rFonts w:eastAsia="Times New Roman" w:cstheme="minorHAnsi"/>
           <w:bCs/>
@@ -2257,8 +2613,12 @@
           <w:kern w:val="36"/>
           <w:lang w:eastAsia="ru-RU"/>
         </w:rPr>
-      </w:pPr>
-      <w:r>
+        <w:t>, выполняется постоянно</w:t>
+      </w:r>
+    </w:p>
+    <w:p>
+      <w:pPr>
+        <w:jc w:val="both"/>
         <w:rPr>
           <w:rFonts w:eastAsia="Times New Roman" w:cstheme="minorHAnsi"/>
           <w:bCs/>
@@ -2266,6 +2626,27 @@
           <w:kern w:val="36"/>
           <w:lang w:eastAsia="ru-RU"/>
         </w:rPr>
+      </w:pPr>
+    </w:p>
+    <w:p>
+      <w:pPr>
+        <w:jc w:val="both"/>
+        <w:rPr>
+          <w:rFonts w:eastAsia="Times New Roman" w:cstheme="minorHAnsi"/>
+          <w:bCs/>
+          <w:color w:val="222222"/>
+          <w:kern w:val="36"/>
+          <w:lang w:eastAsia="ru-RU"/>
+        </w:rPr>
+      </w:pPr>
+      <w:r>
+        <w:rPr>
+          <w:rFonts w:eastAsia="Times New Roman" w:cstheme="minorHAnsi"/>
+          <w:bCs/>
+          <w:color w:val="222222"/>
+          <w:kern w:val="36"/>
+          <w:lang w:eastAsia="ru-RU"/>
+        </w:rPr>
         <w:t>Три механизма проверки:</w:t>
       </w:r>
     </w:p>
@@ -2297,12 +2678,14 @@
       <w:r>
         <w:t xml:space="preserve">на </w:t>
       </w:r>
+      <w:proofErr w:type="spellStart"/>
       <w:r>
         <w:rPr>
           <w:lang w:val="en-US"/>
         </w:rPr>
         <w:t>ip</w:t>
       </w:r>
+      <w:proofErr w:type="spellEnd"/>
       <w:r>
         <w:t>, порт и путь контейнера, если отклик без ошибки, проверка проходит (если код отклика 2хх или 3хх)</w:t>
       </w:r>
@@ -2356,93 +2739,171 @@
         <w:t xml:space="preserve"> -</w:t>
       </w:r>
       <w:r>
-        <w:t xml:space="preserve"> непроходит</w:t>
-      </w:r>
-    </w:p>
-    <w:p>
-      <w:pPr>
-        <w:jc w:val="both"/>
-        <w:rPr>
-          <w:b/>
-        </w:rPr>
-      </w:pPr>
-    </w:p>
-    <w:p>
-      <w:pPr>
-        <w:jc w:val="both"/>
-        <w:rPr>
-          <w:b/>
-        </w:rPr>
-      </w:pPr>
-    </w:p>
-    <w:p>
-      <w:pPr>
-        <w:jc w:val="both"/>
-        <w:rPr>
-          <w:b/>
-        </w:rPr>
-      </w:pPr>
-    </w:p>
-    <w:p>
-      <w:pPr>
-        <w:jc w:val="both"/>
-        <w:rPr>
-          <w:b/>
-        </w:rPr>
-      </w:pPr>
-    </w:p>
-    <w:p>
-      <w:pPr>
-        <w:jc w:val="both"/>
-        <w:rPr>
-          <w:b/>
-        </w:rPr>
-      </w:pPr>
-    </w:p>
-    <w:p>
-      <w:pPr>
-        <w:jc w:val="both"/>
-        <w:rPr>
-          <w:b/>
-        </w:rPr>
-      </w:pPr>
-    </w:p>
-    <w:p>
-      <w:pPr>
-        <w:jc w:val="both"/>
-        <w:rPr>
-          <w:b/>
-        </w:rPr>
-      </w:pPr>
-    </w:p>
-    <w:p>
-      <w:pPr>
-        <w:jc w:val="both"/>
-        <w:rPr>
-          <w:b/>
-        </w:rPr>
-      </w:pPr>
-    </w:p>
-    <w:p>
-      <w:pPr>
-        <w:jc w:val="both"/>
-        <w:rPr>
-          <w:b/>
-        </w:rPr>
-      </w:pPr>
-    </w:p>
-    <w:p>
-      <w:pPr>
-        <w:jc w:val="both"/>
-        <w:rPr>
-          <w:b/>
-        </w:rPr>
-      </w:pPr>
-      <w:r>
-        <w:rPr>
-          <w:b/>
-          <w:lang w:val="en-US"/>
-        </w:rPr>
+        <w:t xml:space="preserve"> </w:t>
+      </w:r>
+      <w:proofErr w:type="spellStart"/>
+      <w:r>
+        <w:t>непроходит</w:t>
+      </w:r>
+      <w:proofErr w:type="spellEnd"/>
+    </w:p>
+    <w:p>
+      <w:pPr>
+        <w:jc w:val="both"/>
+        <w:rPr>
+          <w:b/>
+        </w:rPr>
+      </w:pPr>
+    </w:p>
+    <w:p>
+      <w:pPr>
+        <w:jc w:val="both"/>
+        <w:rPr>
+          <w:b/>
+        </w:rPr>
+      </w:pPr>
+    </w:p>
+    <w:p>
+      <w:pPr>
+        <w:jc w:val="both"/>
+        <w:rPr>
+          <w:b/>
+        </w:rPr>
+      </w:pPr>
+    </w:p>
+    <w:p>
+      <w:pPr>
+        <w:jc w:val="both"/>
+        <w:rPr>
+          <w:b/>
+        </w:rPr>
+      </w:pPr>
+    </w:p>
+    <w:p>
+      <w:pPr>
+        <w:jc w:val="both"/>
+        <w:rPr>
+          <w:b/>
+        </w:rPr>
+      </w:pPr>
+    </w:p>
+    <w:p>
+      <w:pPr>
+        <w:jc w:val="both"/>
+        <w:rPr>
+          <w:b/>
+        </w:rPr>
+      </w:pPr>
+    </w:p>
+    <w:p>
+      <w:pPr>
+        <w:jc w:val="both"/>
+        <w:rPr>
+          <w:b/>
+        </w:rPr>
+      </w:pPr>
+    </w:p>
+    <w:p>
+      <w:pPr>
+        <w:jc w:val="both"/>
+        <w:rPr>
+          <w:b/>
+        </w:rPr>
+      </w:pPr>
+    </w:p>
+    <w:p>
+      <w:pPr>
+        <w:jc w:val="both"/>
+        <w:rPr>
+          <w:b/>
+        </w:rPr>
+      </w:pPr>
+    </w:p>
+    <w:p>
+      <w:pPr>
+        <w:jc w:val="both"/>
+        <w:rPr>
+          <w:b/>
+          <w:lang w:val="en-US"/>
+        </w:rPr>
+      </w:pPr>
+    </w:p>
+    <w:p>
+      <w:pPr>
+        <w:jc w:val="both"/>
+        <w:rPr>
+          <w:b/>
+          <w:lang w:val="en-US"/>
+        </w:rPr>
+      </w:pPr>
+    </w:p>
+    <w:p>
+      <w:pPr>
+        <w:jc w:val="both"/>
+        <w:rPr>
+          <w:b/>
+          <w:lang w:val="en-US"/>
+        </w:rPr>
+      </w:pPr>
+    </w:p>
+    <w:p>
+      <w:pPr>
+        <w:jc w:val="both"/>
+        <w:rPr>
+          <w:b/>
+          <w:lang w:val="en-US"/>
+        </w:rPr>
+      </w:pPr>
+    </w:p>
+    <w:p>
+      <w:pPr>
+        <w:jc w:val="both"/>
+        <w:rPr>
+          <w:b/>
+          <w:lang w:val="en-US"/>
+        </w:rPr>
+      </w:pPr>
+    </w:p>
+    <w:p>
+      <w:pPr>
+        <w:jc w:val="both"/>
+        <w:rPr>
+          <w:b/>
+          <w:lang w:val="en-US"/>
+        </w:rPr>
+      </w:pPr>
+    </w:p>
+    <w:p>
+      <w:pPr>
+        <w:jc w:val="both"/>
+        <w:rPr>
+          <w:b/>
+          <w:lang w:val="en-US"/>
+        </w:rPr>
+      </w:pPr>
+    </w:p>
+    <w:p>
+      <w:pPr>
+        <w:jc w:val="both"/>
+        <w:rPr>
+          <w:b/>
+          <w:lang w:val="en-US"/>
+        </w:rPr>
+      </w:pPr>
+    </w:p>
+    <w:p>
+      <w:pPr>
+        <w:jc w:val="both"/>
+        <w:rPr>
+          <w:b/>
+        </w:rPr>
+      </w:pPr>
+      <w:r>
+        <w:rPr>
+          <w:b/>
+          <w:lang w:val="en-US"/>
+        </w:rPr>
+        <w:lastRenderedPageBreak/>
         <w:t>HEADLESS</w:t>
       </w:r>
       <w:r>
@@ -2469,52 +2930,57 @@
         <w:jc w:val="both"/>
       </w:pPr>
       <w:r>
-        <w:t>Обычно, когда вы выполняете DNS-запрос,DNS-сервер возвращает единственный кластерный IP-адрес службы. Но если вы сообщите системе Kubernetes, что для вашей службы вам не нужен кластерный IP-адрес (это можно сделать, присвоив полю clusterIP значение None в спецификации службы), то вместо единственного IP-адреса службы DNS-сервер будет возвращать IP-адреса модулей.</w:t>
-      </w:r>
-    </w:p>
-    <w:p>
-      <w:pPr>
-        <w:jc w:val="both"/>
-      </w:pPr>
-    </w:p>
-    <w:p>
-      <w:pPr>
-        <w:jc w:val="both"/>
-      </w:pPr>
-    </w:p>
-    <w:p>
-      <w:pPr>
-        <w:jc w:val="both"/>
-      </w:pPr>
-    </w:p>
-    <w:p>
-      <w:pPr>
-        <w:jc w:val="both"/>
-      </w:pPr>
-    </w:p>
-    <w:p>
-      <w:pPr>
-        <w:jc w:val="both"/>
-      </w:pPr>
-    </w:p>
-    <w:p>
-      <w:pPr>
-        <w:jc w:val="both"/>
-      </w:pPr>
-    </w:p>
-    <w:p>
-      <w:pPr>
-        <w:jc w:val="both"/>
-      </w:pPr>
-    </w:p>
-    <w:p>
-      <w:pPr>
-        <w:jc w:val="both"/>
-      </w:pPr>
-    </w:p>
-    <w:p>
-      <w:r>
-        <w:lastRenderedPageBreak/>
+        <w:t>Обычно, когда вы выполняете DNS-</w:t>
+      </w:r>
+      <w:proofErr w:type="spellStart"/>
+      <w:proofErr w:type="gramStart"/>
+      <w:r>
+        <w:t>запрос,DNS</w:t>
+      </w:r>
+      <w:proofErr w:type="spellEnd"/>
+      <w:proofErr w:type="gramEnd"/>
+      <w:r>
+        <w:t xml:space="preserve">-сервер возвращает единственный кластерный IP-адрес службы. Но если вы сообщите системе </w:t>
+      </w:r>
+      <w:proofErr w:type="spellStart"/>
+      <w:r>
+        <w:t>Kubernetes</w:t>
+      </w:r>
+      <w:proofErr w:type="spellEnd"/>
+      <w:r>
+        <w:t xml:space="preserve">, что для вашей службы вам не нужен кластерный IP-адрес (это можно сделать, присвоив полю </w:t>
+      </w:r>
+      <w:proofErr w:type="spellStart"/>
+      <w:r>
+        <w:t>clusterIP</w:t>
+      </w:r>
+      <w:proofErr w:type="spellEnd"/>
+      <w:r>
+        <w:t xml:space="preserve"> значение </w:t>
+      </w:r>
+      <w:proofErr w:type="spellStart"/>
+      <w:r>
+        <w:t>None</w:t>
+      </w:r>
+      <w:proofErr w:type="spellEnd"/>
+      <w:r>
+        <w:t xml:space="preserve"> в спецификации службы), то вместо единственного IP-адреса службы DNS-сервер будет возвращать IP-адреса модулей.</w:t>
+      </w:r>
+    </w:p>
+    <w:p>
+      <w:pPr>
+        <w:jc w:val="both"/>
+      </w:pPr>
+      <w:bookmarkStart w:id="0" w:name="_GoBack"/>
+      <w:bookmarkEnd w:id="0"/>
+    </w:p>
+    <w:p>
+      <w:pPr>
+        <w:jc w:val="both"/>
+      </w:pPr>
+    </w:p>
+    <w:p>
+      <w:r>
         <w:t>-</w:t>
       </w:r>
       <w:r>
@@ -2533,7 +2999,15 @@
           <w:b/>
           <w:i/>
         </w:rPr>
-        <w:t>Обнаружение служб с помощью переменных среды</w:t>
+        <w:t xml:space="preserve">Обнаружение служб с помощью переменных </w:t>
+      </w:r>
+      <w:proofErr w:type="gramStart"/>
+      <w:r>
+        <w:rPr>
+          <w:b/>
+          <w:i/>
+        </w:rPr>
+        <w:t>среды</w:t>
       </w:r>
       <w:r>
         <w:t xml:space="preserve"> </w:t>
@@ -2541,6 +3015,7 @@
       <w:r>
         <w:t>:</w:t>
       </w:r>
+      <w:proofErr w:type="gramEnd"/>
       <w:r>
         <w:t xml:space="preserve"> </w:t>
       </w:r>
@@ -2565,12 +3040,14 @@
       <w:r>
         <w:t xml:space="preserve">добавляет переменные в поды с адресами и портом службы (команда </w:t>
       </w:r>
+      <w:proofErr w:type="spellStart"/>
       <w:r>
         <w:rPr>
           <w:lang w:val="en-US"/>
         </w:rPr>
         <w:t>env</w:t>
       </w:r>
+      <w:proofErr w:type="spellEnd"/>
       <w:r>
         <w:t>)</w:t>
       </w:r>
@@ -2584,10 +3061,22 @@
           <w:b/>
           <w:i/>
         </w:rPr>
-        <w:t>Обнаружение служб через DNS</w:t>
-      </w:r>
-      <w:r>
-        <w:t xml:space="preserve"> : </w:t>
+        <w:t xml:space="preserve">Обнаружение служб через </w:t>
+      </w:r>
+      <w:proofErr w:type="gramStart"/>
+      <w:r>
+        <w:rPr>
+          <w:b/>
+          <w:i/>
+        </w:rPr>
+        <w:t>DNS</w:t>
+      </w:r>
+      <w:r>
+        <w:t xml:space="preserve"> :</w:t>
+      </w:r>
+      <w:proofErr w:type="gramEnd"/>
+      <w:r>
+        <w:t xml:space="preserve"> </w:t>
       </w:r>
       <w:r>
         <w:rPr>
@@ -2646,32 +3135,54 @@
       <w:r>
         <w:t>/</w:t>
       </w:r>
+      <w:proofErr w:type="spellStart"/>
       <w:r>
         <w:rPr>
           <w:lang w:val="en-US"/>
         </w:rPr>
         <w:t>etc</w:t>
       </w:r>
+      <w:proofErr w:type="spellEnd"/>
       <w:r>
         <w:t>/</w:t>
       </w:r>
+      <w:proofErr w:type="spellStart"/>
       <w:r>
         <w:rPr>
           <w:lang w:val="en-US"/>
         </w:rPr>
         <w:t>resolv</w:t>
       </w:r>
+      <w:proofErr w:type="spellEnd"/>
       <w:r>
         <w:t>.</w:t>
       </w:r>
+      <w:proofErr w:type="spellStart"/>
       <w:r>
         <w:rPr>
           <w:lang w:val="en-US"/>
         </w:rPr>
         <w:t>conf</w:t>
       </w:r>
-      <w:r>
-        <w:t xml:space="preserve"> каждого контеёнета) Любой DNS-запрос, выполняемый процессом, запущенным в модуле, будет обрабатываться собственным DNS-сервером Kubernetes, который знает все службы, работающие в вашей системе</w:t>
+      <w:proofErr w:type="spellEnd"/>
+      <w:r>
+        <w:t xml:space="preserve"> каждого </w:t>
+      </w:r>
+      <w:proofErr w:type="spellStart"/>
+      <w:r>
+        <w:t>контеёнета</w:t>
+      </w:r>
+      <w:proofErr w:type="spellEnd"/>
+      <w:r>
+        <w:t xml:space="preserve">) Любой DNS-запрос, выполняемый процессом, запущенным в модуле, будет обрабатываться собственным DNS-сервером </w:t>
+      </w:r>
+      <w:proofErr w:type="spellStart"/>
+      <w:r>
+        <w:t>Kubernetes</w:t>
+      </w:r>
+      <w:proofErr w:type="spellEnd"/>
+      <w:r>
+        <w:t>, который знает все службы, работающие в вашей системе</w:t>
       </w:r>
     </w:p>
     <w:p>
@@ -2683,10 +3194,24 @@
           <w:b/>
           <w:i/>
         </w:rPr>
-        <w:t>Подключение к службам, находящимся за пределами кластера:</w:t>
-      </w:r>
-      <w:r>
-        <w:t>При создании службы по селектору меток создаются конечные точки (</w:t>
+        <w:t xml:space="preserve">Подключение к службам, находящимся за пределами </w:t>
+      </w:r>
+      <w:proofErr w:type="spellStart"/>
+      <w:proofErr w:type="gramStart"/>
+      <w:r>
+        <w:rPr>
+          <w:b/>
+          <w:i/>
+        </w:rPr>
+        <w:t>кластера:</w:t>
+      </w:r>
+      <w:r>
+        <w:t>При</w:t>
+      </w:r>
+      <w:proofErr w:type="spellEnd"/>
+      <w:proofErr w:type="gramEnd"/>
+      <w:r>
+        <w:t xml:space="preserve"> создании службы по селектору меток создаются конечные точки (</w:t>
       </w:r>
       <w:r>
         <w:rPr>
@@ -2700,35 +3225,72 @@
       <w:r>
         <w:t xml:space="preserve"> </w:t>
       </w:r>
+      <w:proofErr w:type="spellStart"/>
       <w:r>
         <w:rPr>
           <w:lang w:val="en-US"/>
         </w:rPr>
         <w:t>ip</w:t>
       </w:r>
+      <w:proofErr w:type="spellEnd"/>
       <w:r>
         <w:t>-адреса подов внутри кластера.  Можно создать службу с доступом за пределы кластера, для этого создается служба без селектора подов (</w:t>
       </w:r>
-      <w:r>
-        <w:t>external-service.yaml</w:t>
-      </w:r>
+      <w:proofErr w:type="spellStart"/>
+      <w:r>
+        <w:t>external-</w:t>
+      </w:r>
+      <w:proofErr w:type="gramStart"/>
+      <w:r>
+        <w:t>service.yaml</w:t>
+      </w:r>
+      <w:proofErr w:type="spellEnd"/>
+      <w:proofErr w:type="gramEnd"/>
       <w:r>
         <w:t xml:space="preserve">) и ресурс </w:t>
       </w:r>
-      <w:r>
-        <w:t>kind: Endpoints</w:t>
-      </w:r>
-      <w:r>
-        <w:t xml:space="preserve"> со вписком конечных точек и порта(</w:t>
-      </w:r>
+      <w:proofErr w:type="spellStart"/>
+      <w:r>
+        <w:t>kind</w:t>
+      </w:r>
+      <w:proofErr w:type="spellEnd"/>
+      <w:r>
+        <w:t xml:space="preserve">: </w:t>
+      </w:r>
+      <w:proofErr w:type="spellStart"/>
+      <w:r>
+        <w:t>Endpoints</w:t>
+      </w:r>
+      <w:proofErr w:type="spellEnd"/>
+      <w:r>
+        <w:t xml:space="preserve"> со </w:t>
+      </w:r>
+      <w:proofErr w:type="spellStart"/>
+      <w:r>
+        <w:t>вписком</w:t>
+      </w:r>
+      <w:proofErr w:type="spellEnd"/>
+      <w:r>
+        <w:t xml:space="preserve"> конечных точек и порта(</w:t>
+      </w:r>
+      <w:proofErr w:type="spellStart"/>
       <w:r>
         <w:t>external-service-endpoints.yaml</w:t>
       </w:r>
+      <w:proofErr w:type="spellEnd"/>
       <w:r>
         <w:t xml:space="preserve">). </w:t>
       </w:r>
       <w:r>
-        <w:t>Имя объекта Endpoints должно совпадать с именем службы</w:t>
+        <w:t xml:space="preserve">Имя объекта </w:t>
+      </w:r>
+      <w:proofErr w:type="spellStart"/>
+      <w:r>
+        <w:t>Endpoints</w:t>
+      </w:r>
+      <w:proofErr w:type="spellEnd"/>
+      <w:r>
+        <w:t xml:space="preserve"> должно совпадать с именем службы</w:t>
       </w:r>
       <w:r>
         <w:t xml:space="preserve"> </w:t>
@@ -2746,6 +3308,7 @@
           <w:szCs w:val="20"/>
         </w:rPr>
       </w:pPr>
+      <w:proofErr w:type="spellStart"/>
       <w:r>
         <w:rPr>
           <w:rFonts w:cstheme="minorHAnsi"/>
@@ -2755,6 +3318,7 @@
         </w:rPr>
         <w:t>apiVersion</w:t>
       </w:r>
+      <w:proofErr w:type="spellEnd"/>
       <w:r>
         <w:rPr>
           <w:rFonts w:cstheme="minorHAnsi"/>
@@ -2964,6 +3528,7 @@
           <w:szCs w:val="20"/>
         </w:rPr>
       </w:pPr>
+      <w:proofErr w:type="spellStart"/>
       <w:r>
         <w:rPr>
           <w:rFonts w:cstheme="minorHAnsi"/>
@@ -2973,6 +3538,7 @@
         </w:rPr>
         <w:t>targetPort</w:t>
       </w:r>
+      <w:proofErr w:type="spellEnd"/>
       <w:r>
         <w:rPr>
           <w:rFonts w:cstheme="minorHAnsi"/>
@@ -3026,7 +3592,23 @@
           <w:rFonts w:cstheme="minorHAnsi"/>
           <w:szCs w:val="20"/>
         </w:rPr>
-        <w:t>, можно ссылатся не на цифру а на имя порта, при изменении цифры не нужно менять имя</w:t>
+        <w:t xml:space="preserve">, можно </w:t>
+      </w:r>
+      <w:proofErr w:type="spellStart"/>
+      <w:r>
+        <w:rPr>
+          <w:rFonts w:cstheme="minorHAnsi"/>
+          <w:szCs w:val="20"/>
+        </w:rPr>
+        <w:t>ссылатся</w:t>
+      </w:r>
+      <w:proofErr w:type="spellEnd"/>
+      <w:r>
+        <w:rPr>
+          <w:rFonts w:cstheme="minorHAnsi"/>
+          <w:szCs w:val="20"/>
+        </w:rPr>
+        <w:t xml:space="preserve"> не на цифру а на имя порта, при изменении цифры не нужно менять имя</w:t>
       </w:r>
     </w:p>
     <w:p>
@@ -3075,12 +3657,28 @@
         </w:rPr>
         <w:t xml:space="preserve">  </w:t>
       </w:r>
-      <w:r>
-        <w:rPr>
-          <w:i/>
-        </w:rPr>
-        <w:t>sessionAffinity: ClientIP</w:t>
-      </w:r>
+      <w:proofErr w:type="spellStart"/>
+      <w:r>
+        <w:rPr>
+          <w:i/>
+        </w:rPr>
+        <w:t>sessionAffinity</w:t>
+      </w:r>
+      <w:proofErr w:type="spellEnd"/>
+      <w:r>
+        <w:rPr>
+          <w:i/>
+        </w:rPr>
+        <w:t xml:space="preserve">: </w:t>
+      </w:r>
+      <w:proofErr w:type="spellStart"/>
+      <w:r>
+        <w:rPr>
+          <w:i/>
+        </w:rPr>
+        <w:t>ClientIP</w:t>
+      </w:r>
+      <w:proofErr w:type="spellEnd"/>
       <w:r>
         <w:rPr>
           <w:i/>
@@ -3133,7 +3731,7 @@
 </file>
 
 <file path=word/numbering.xml><?xml version="1.0" encoding="utf-8"?>
-<w:numbering xmlns:wpc="http://schemas.microsoft.com/office/word/2010/wordprocessingCanvas" xmlns:mc="http://schemas.openxmlformats.org/markup-compatibility/2006" xmlns:o="urn:schemas-microsoft-com:office:office" xmlns:r="http://schemas.openxmlformats.org/officeDocument/2006/relationships" xmlns:m="http://schemas.openxmlformats.org/officeDocument/2006/math" xmlns:v="urn:schemas-microsoft-com:vml" xmlns:wp14="http://schemas.microsoft.com/office/word/2010/wordprocessingDrawing" xmlns:wp="http://schemas.openxmlformats.org/drawingml/2006/wordprocessingDrawing" xmlns:w10="urn:schemas-microsoft-com:office:word" xmlns:w="http://schemas.openxmlformats.org/wordprocessingml/2006/main" xmlns:w14="http://schemas.microsoft.com/office/word/2010/wordml" xmlns:w15="http://schemas.microsoft.com/office/word/2012/wordml" xmlns:wpg="http://schemas.microsoft.com/office/word/2010/wordprocessingGroup" xmlns:wpi="http://schemas.microsoft.com/office/word/2010/wordprocessingInk" xmlns:wne="http://schemas.microsoft.com/office/word/2006/wordml" xmlns:wps="http://schemas.microsoft.com/office/word/2010/wordprocessingShape" mc:Ignorable="w14 w15 wp14">
+<w:numbering xmlns:wpc="http://schemas.microsoft.com/office/word/2010/wordprocessingCanvas" xmlns:cx="http://schemas.microsoft.com/office/drawing/2014/chartex" xmlns:mc="http://schemas.openxmlformats.org/markup-compatibility/2006" xmlns:o="urn:schemas-microsoft-com:office:office" xmlns:r="http://schemas.openxmlformats.org/officeDocument/2006/relationships" xmlns:m="http://schemas.openxmlformats.org/officeDocument/2006/math" xmlns:v="urn:schemas-microsoft-com:vml" xmlns:wp14="http://schemas.microsoft.com/office/word/2010/wordprocessingDrawing" xmlns:wp="http://schemas.openxmlformats.org/drawingml/2006/wordprocessingDrawing" xmlns:w10="urn:schemas-microsoft-com:office:word" xmlns:w="http://schemas.openxmlformats.org/wordprocessingml/2006/main" xmlns:w14="http://schemas.microsoft.com/office/word/2010/wordml" xmlns:w15="http://schemas.microsoft.com/office/word/2012/wordml" xmlns:w16se="http://schemas.microsoft.com/office/word/2015/wordml/symex" xmlns:wpg="http://schemas.microsoft.com/office/word/2010/wordprocessingGroup" xmlns:wpi="http://schemas.microsoft.com/office/word/2010/wordprocessingInk" xmlns:wne="http://schemas.microsoft.com/office/word/2006/wordml" xmlns:wps="http://schemas.microsoft.com/office/word/2010/wordprocessingShape" mc:Ignorable="w14 w15 w16se wp14">
   <w:abstractNum w:abstractNumId="0" w15:restartNumberingAfterBreak="0">
     <w:nsid w:val="088213F5"/>
     <w:multiLevelType w:val="hybridMultilevel"/>
@@ -3368,7 +3966,7 @@
 </file>
 
 <file path=word/styles.xml><?xml version="1.0" encoding="utf-8"?>
-<w:styles xmlns:mc="http://schemas.openxmlformats.org/markup-compatibility/2006" xmlns:r="http://schemas.openxmlformats.org/officeDocument/2006/relationships" xmlns:w="http://schemas.openxmlformats.org/wordprocessingml/2006/main" xmlns:w14="http://schemas.microsoft.com/office/word/2010/wordml" xmlns:w15="http://schemas.microsoft.com/office/word/2012/wordml" mc:Ignorable="w14 w15">
+<w:styles xmlns:mc="http://schemas.openxmlformats.org/markup-compatibility/2006" xmlns:r="http://schemas.openxmlformats.org/officeDocument/2006/relationships" xmlns:w="http://schemas.openxmlformats.org/wordprocessingml/2006/main" xmlns:w14="http://schemas.microsoft.com/office/word/2010/wordml" xmlns:w15="http://schemas.microsoft.com/office/word/2012/wordml" xmlns:w16se="http://schemas.microsoft.com/office/word/2015/wordml/symex" mc:Ignorable="w14 w15 w16se">
   <w:docDefaults>
     <w:rPrDefault>
       <w:rPr>
